--- a/dashboard/public/iran-war/reports/07_southeast_asia_assessment_2026-05_v2.docx
+++ b/dashboard/public/iran-war/reports/07_southeast_asia_assessment_2026-05_v2.docx
@@ -261,22 +261,19 @@
         <w:t xml:space="preserve">微向中国</w:t>
       </w:r>
       <w:r>
-        <w:t xml:space="preserve">(ISEAS </w:t>
-      </w:r>
-      <w:r>
-        <w:rPr>
-          <w:rFonts w:hint="eastAsia"/>
-        </w:rPr>
-        <w:t xml:space="preserve">52/48),但首选仍是经</w:t>
-      </w:r>
-      <w:r>
-        <w:t xml:space="preserve"> ASEAN </w:t>
-      </w:r>
-      <w:r>
-        <w:rPr>
-          <w:rFonts w:hint="eastAsia"/>
-        </w:rPr>
-        <w:t xml:space="preserve">一体化求战略自主;对内是</w:t>
+        <w:rPr>
+          <w:rFonts w:hint="eastAsia"/>
+        </w:rPr>
+        <w:t xml:space="preserve">(ISEAS（东南亚研究所，新加坡）52/48),但首选仍是经</w:t>
+      </w:r>
+      <w:r>
+        <w:t xml:space="preserve"> </w:t>
+      </w:r>
+      <w:r>
+        <w:rPr>
+          <w:rFonts w:hint="eastAsia"/>
+        </w:rPr>
+        <w:t xml:space="preserve">ASEAN（东南亚国家联盟）一体化求战略自主;对内是</w:t>
       </w:r>
       <w:r>
         <w:rPr>
@@ -291,15 +288,31 @@
           <w:b/>
           <w:bCs/>
         </w:rPr>
-        <w:t xml:space="preserve"> MAGA </w:t>
-      </w:r>
-      <w:r>
-        <w:rPr>
-          <w:rFonts w:hint="eastAsia"/>
-          <w:b/>
-          <w:bCs/>
-        </w:rPr>
-        <w:t xml:space="preserve">不同轴</w:t>
+        <w:t xml:space="preserve"> </w:t>
+      </w:r>
+      <w:r>
+        <w:rPr>
+          <w:rFonts w:hint="eastAsia"/>
+          <w:b/>
+          <w:bCs/>
+        </w:rPr>
+        <w:t xml:space="preserve">MAGA（</w:t>
+      </w:r>
+      <w:r>
+        <w:rPr>
+          <w:rFonts w:hint="eastAsia"/>
+          <w:b/>
+          <w:bCs/>
+        </w:rPr>
+        <w:t xml:space="preserve">“让美国再次伟大”</w:t>
+      </w:r>
+      <w:r>
+        <w:rPr>
+          <w:rFonts w:hint="eastAsia"/>
+          <w:b/>
+          <w:bCs/>
+        </w:rPr>
+        <w:t xml:space="preserve">，特朗普的政治运动）不同轴</w:t>
       </w:r>
       <w:r>
         <w:rPr>
@@ -424,43 +437,43 @@
         <w:rPr>
           <w:rFonts w:hint="eastAsia"/>
         </w:rPr>
-        <w:t xml:space="preserve">区域消费</w:t>
-      </w:r>
-      <w:r>
-        <w:t xml:space="preserve"> ~5 </w:t>
-      </w:r>
-      <w:r>
-        <w:rPr>
-          <w:rFonts w:hint="eastAsia"/>
-        </w:rPr>
-        <w:t xml:space="preserve">mb/d、只产</w:t>
-      </w:r>
-      <w:r>
-        <w:t xml:space="preserve"> </w:t>
-      </w:r>
-      <w:r>
-        <w:rPr>
-          <w:rFonts w:hint="eastAsia"/>
-        </w:rPr>
-        <w:t xml:space="preserve">~2,进口</w:t>
-      </w:r>
-      <w:r>
-        <w:t xml:space="preserve"> </w:t>
-      </w:r>
-      <w:r>
-        <w:rPr>
-          <w:vertAlign w:val="subscript"/>
-        </w:rPr>
-        <w:t xml:space="preserve">3;</w:t>
-      </w:r>
-      <w:r>
-        <w:t xml:space="preserve">60% </w:t>
-      </w:r>
-      <w:r>
-        <w:rPr>
-          <w:rFonts w:hint="eastAsia"/>
-        </w:rPr>
-        <w:t xml:space="preserve">石油靠中东;进口依赖:越南</w:t>
+        <w:t xml:space="preserve">区域消费约</w:t>
+      </w:r>
+      <w:r>
+        <w:t xml:space="preserve"> 5 </w:t>
+      </w:r>
+      <w:r>
+        <w:rPr>
+          <w:rFonts w:hint="eastAsia"/>
+        </w:rPr>
+        <w:t xml:space="preserve">mb/d（百万桶/天，石油流量单位）、只产约</w:t>
+      </w:r>
+      <w:r>
+        <w:t xml:space="preserve"> </w:t>
+      </w:r>
+      <w:r>
+        <w:rPr>
+          <w:rFonts w:hint="eastAsia"/>
+        </w:rPr>
+        <w:t xml:space="preserve">2，进口约</w:t>
+      </w:r>
+      <w:r>
+        <w:t xml:space="preserve"> </w:t>
+      </w:r>
+      <w:r>
+        <w:rPr>
+          <w:rFonts w:hint="eastAsia"/>
+        </w:rPr>
+        <w:t xml:space="preserve">3；约</w:t>
+      </w:r>
+      <w:r>
+        <w:t xml:space="preserve"> 60% </w:t>
+      </w:r>
+      <w:r>
+        <w:rPr>
+          <w:rFonts w:hint="eastAsia"/>
+        </w:rPr>
+        <w:t xml:space="preserve">石油靠中东；进口依赖：越南</w:t>
       </w:r>
       <w:r>
         <w:t xml:space="preserve"> </w:t>
@@ -487,16 +500,16 @@
         <w:rPr>
           <w:rFonts w:hint="eastAsia"/>
         </w:rPr>
-        <w:t xml:space="preserve">69%(原油更高)、菲律宾</w:t>
-      </w:r>
-      <w:r>
-        <w:t xml:space="preserve"> </w:t>
-      </w:r>
-      <w:r>
-        <w:rPr>
-          <w:rFonts w:hint="eastAsia"/>
-        </w:rPr>
-        <w:t xml:space="preserve">~52%、马来</w:t>
+        <w:t xml:space="preserve">69%（原油更高）、菲律宾约</w:t>
+      </w:r>
+      <w:r>
+        <w:t xml:space="preserve"> </w:t>
+      </w:r>
+      <w:r>
+        <w:rPr>
+          <w:rFonts w:hint="eastAsia"/>
+        </w:rPr>
+        <w:t xml:space="preserve">52%、马来</w:t>
       </w:r>
       <w:r>
         <w:t xml:space="preserve"> 25%</w:t>
@@ -519,7 +532,10 @@
         <w:t xml:space="preserve">缓冲已实测耗尽(本地源,非预测)</w:t>
       </w:r>
       <w:r>
-        <w:t xml:space="preserve">:</w:t>
+        <w:rPr>
+          <w:rFonts w:hint="eastAsia"/>
+        </w:rPr>
+        <w:t xml:space="preserve">：</w:t>
       </w:r>
     </w:p>
     <w:p>
@@ -542,7 +558,7 @@
         <w:rPr>
           <w:rFonts w:hint="eastAsia"/>
         </w:rPr>
-        <w:t xml:space="preserve">:稳定基金</w:t>
+        <w:t xml:space="preserve">：稳定基金</w:t>
       </w:r>
       <w:r>
         <w:rPr>
@@ -571,7 +587,7 @@
         <w:rPr>
           <w:rFonts w:hint="eastAsia"/>
         </w:rPr>
-        <w:t xml:space="preserve">,紧急注资</w:t>
+        <w:t xml:space="preserve">，紧急注资</w:t>
       </w:r>
       <w:r>
         <w:t xml:space="preserve"> 80,000 </w:t>
@@ -580,7 +596,7 @@
         <w:rPr>
           <w:rFonts w:hint="eastAsia"/>
         </w:rPr>
-        <w:t xml:space="preserve">亿盾;储备仅</w:t>
+        <w:t xml:space="preserve">亿盾；储备仅</w:t>
       </w:r>
       <w:r>
         <w:t xml:space="preserve"> </w:t>
@@ -618,7 +634,10 @@
         <w:t xml:space="preserve">泰国</w:t>
       </w:r>
       <w:r>
-        <w:t xml:space="preserve">:</w:t>
+        <w:rPr>
+          <w:rFonts w:hint="eastAsia"/>
+        </w:rPr>
+        <w:t xml:space="preserve">：</w:t>
       </w:r>
       <w:r>
         <w:rPr>
@@ -647,7 +666,7 @@
         <w:rPr>
           <w:rFonts w:hint="eastAsia"/>
         </w:rPr>
-        <w:t xml:space="preserve">,月烧最高</w:t>
+        <w:t xml:space="preserve">，月烧最高</w:t>
       </w:r>
       <w:r>
         <w:t xml:space="preserve"> 400 </w:t>
@@ -656,7 +675,7 @@
         <w:rPr>
           <w:rFonts w:hint="eastAsia"/>
         </w:rPr>
-        <w:t xml:space="preserve">亿铢;储备</w:t>
+        <w:t xml:space="preserve">亿铢；储备</w:t>
       </w:r>
       <w:r>
         <w:t xml:space="preserve"> 38/60 </w:t>
@@ -688,7 +707,7 @@
         <w:rPr>
           <w:rFonts w:hint="eastAsia"/>
         </w:rPr>
-        <w:t xml:space="preserve">:菲律宾</w:t>
+        <w:t xml:space="preserve">：菲律宾</w:t>
       </w:r>
       <w:r>
         <w:t xml:space="preserve"> 3/24 </w:t>
@@ -709,13 +728,22 @@
         <w:t xml:space="preserve">站断油、5/13</w:t>
       </w:r>
       <w:r>
-        <w:t xml:space="preserve"> ~200 </w:t>
-      </w:r>
-      <w:r>
-        <w:rPr>
-          <w:rFonts w:hint="eastAsia"/>
-        </w:rPr>
-        <w:t xml:space="preserve">万人断电、四天工作周;越南配给</w:t>
+        <w:t xml:space="preserve"> </w:t>
+      </w:r>
+      <w:r>
+        <w:rPr>
+          <w:rFonts w:hint="eastAsia"/>
+        </w:rPr>
+        <w:t xml:space="preserve">约</w:t>
+      </w:r>
+      <w:r>
+        <w:t xml:space="preserve"> 200 </w:t>
+      </w:r>
+      <w:r>
+        <w:rPr>
+          <w:rFonts w:hint="eastAsia"/>
+        </w:rPr>
+        <w:t xml:space="preserve">万人断电、四天工作周；越南配给</w:t>
       </w:r>
       <w:r>
         <w:t xml:space="preserve"> + </w:t>
@@ -724,7 +752,7 @@
         <w:rPr>
           <w:rFonts w:hint="eastAsia"/>
         </w:rPr>
-        <w:t xml:space="preserve">越航取消航班;印尼</w:t>
+        <w:t xml:space="preserve">越航取消航班；印尼</w:t>
       </w:r>
       <w:r>
         <w:t xml:space="preserve"> 4/1 </w:t>
@@ -748,7 +776,7 @@
         <w:rPr>
           <w:rFonts w:hint="eastAsia"/>
         </w:rPr>
-        <w:t xml:space="preserve">双重打击:既是燃料进口国,又是石化加工基地(亚洲石化石脑油</w:t>
+        <w:t xml:space="preserve">双重打击：既是燃料进口国，又是石化加工基地（亚洲石化石脑油</w:t>
       </w:r>
       <w:r>
         <w:t xml:space="preserve"> 54% </w:t>
@@ -757,7 +785,7 @@
         <w:rPr>
           <w:rFonts w:hint="eastAsia"/>
         </w:rPr>
-        <w:t xml:space="preserve">来自中东;新加坡石化</w:t>
+        <w:t xml:space="preserve">来自中东；新加坡石化</w:t>
       </w:r>
       <w:r>
         <w:t xml:space="preserve"> + </w:t>
@@ -775,7 +803,7 @@
         <w:rPr>
           <w:rFonts w:hint="eastAsia"/>
         </w:rPr>
-        <w:t xml:space="preserve">已宣布不可抗力;PE/PP</w:t>
+        <w:t xml:space="preserve">已宣布不可抗力；PE/PP</w:t>
       </w:r>
       <w:r>
         <w:t xml:space="preserve"> </w:t>
@@ -787,7 +815,13 @@
         <w:t xml:space="preserve">数周涨</w:t>
       </w:r>
       <w:r>
-        <w:t xml:space="preserve"> 30-40%)</w:t>
+        <w:t xml:space="preserve"> </w:t>
+      </w:r>
+      <w:r>
+        <w:rPr>
+          <w:rFonts w:hint="eastAsia"/>
+        </w:rPr>
+        <w:t xml:space="preserve">30-40%）</w:t>
       </w:r>
     </w:p>
     <w:p>
@@ -963,7 +997,13 @@
         <w:t xml:space="preserve">印尼名义产油国、实际财政承压的净进口国</w:t>
       </w:r>
       <w:r>
-        <w:t xml:space="preserve">:19% </w:t>
+        <w:rPr>
+          <w:rFonts w:hint="eastAsia"/>
+        </w:rPr>
+        <w:t xml:space="preserve">：19%</w:t>
+      </w:r>
+      <w:r>
+        <w:t xml:space="preserve"> </w:t>
       </w:r>
       <w:r>
         <w:rPr>
@@ -978,7 +1018,7 @@
         <w:rPr>
           <w:rFonts w:hint="eastAsia"/>
         </w:rPr>
-        <w:t xml:space="preserve">来自沙特;补贴</w:t>
+        <w:t xml:space="preserve">来自沙特；补贴</w:t>
       </w:r>
       <w:r>
         <w:t xml:space="preserve"> </w:t>
@@ -1011,7 +1051,7 @@
         <w:rPr>
           <w:rFonts w:hint="eastAsia"/>
         </w:rPr>
-        <w:t xml:space="preserve">编制(每超</w:t>
+        <w:t xml:space="preserve">编制（每超</w:t>
       </w:r>
       <w:r>
         <w:t xml:space="preserve"> $1 </w:t>
@@ -1029,7 +1069,7 @@
         <w:rPr>
           <w:rFonts w:hint="eastAsia"/>
         </w:rPr>
-        <w:t xml:space="preserve">万亿);</w:t>
+        <w:t xml:space="preserve">万亿）；</w:t>
       </w:r>
       <w:r>
         <w:rPr>
@@ -1043,7 +1083,7 @@
         <w:rPr>
           <w:rFonts w:hint="eastAsia"/>
         </w:rPr>
-        <w:t xml:space="preserve">(政治代价高)。</w:t>
+        <w:t xml:space="preserve">（政治代价高）。</w:t>
       </w:r>
       <w:r>
         <w:rPr>
@@ -1146,7 +1186,7 @@
         <w:rPr>
           <w:rFonts w:hint="eastAsia"/>
         </w:rPr>
-        <w:t xml:space="preserve">:劳工联盟</w:t>
+        <w:t xml:space="preserve">：劳工联盟</w:t>
       </w:r>
       <w:r>
         <w:t xml:space="preserve"> + </w:t>
@@ -1169,7 +1209,7 @@
         <w:rPr>
           <w:rFonts w:hint="eastAsia"/>
         </w:rPr>
-        <w:t xml:space="preserve">、甚至要求炼厂国有化;柴油销量翻倍抢购</w:t>
+        <w:t xml:space="preserve">、甚至要求炼厂国有化；柴油销量翻倍抢购</w:t>
       </w:r>
     </w:p>
     <w:p>
@@ -1192,10 +1232,19 @@
         <w:rPr>
           <w:rFonts w:hint="eastAsia"/>
         </w:rPr>
-        <w:t xml:space="preserve">:全国能源紧急状态</w:t>
-      </w:r>
-      <w:r>
-        <w:t xml:space="preserve"> + ~200 </w:t>
+        <w:t xml:space="preserve">：全国能源紧急状态</w:t>
+      </w:r>
+      <w:r>
+        <w:t xml:space="preserve"> + </w:t>
+      </w:r>
+      <w:r>
+        <w:rPr>
+          <w:rFonts w:hint="eastAsia"/>
+        </w:rPr>
+        <w:t xml:space="preserve">约</w:t>
+      </w:r>
+      <w:r>
+        <w:t xml:space="preserve"> 200 </w:t>
       </w:r>
       <w:r>
         <w:rPr>
@@ -1216,7 +1265,7 @@
         <w:rPr>
           <w:rFonts w:hint="eastAsia"/>
         </w:rPr>
-        <w:t xml:space="preserve">印尼:抢购排队,被冻价压住,无反政府街头;越南:囤积,被行政手段管住</w:t>
+        <w:t xml:space="preserve">印尼：抢购排队，被冻价压住，无反政府街头；越南：囤积，被行政手段管住</w:t>
       </w:r>
     </w:p>
     <w:p>
@@ -1286,7 +1335,7 @@
         <w:rPr>
           <w:rFonts w:hint="eastAsia"/>
         </w:rPr>
-        <w:t xml:space="preserve">峰会:推区域燃料共享</w:t>
+        <w:t xml:space="preserve">峰会：推区域燃料共享</w:t>
       </w:r>
       <w:r>
         <w:t xml:space="preserve"> + </w:t>
@@ -1333,22 +1382,31 @@
         <w:t xml:space="preserve">但卡在分配</w:t>
       </w:r>
       <w:r>
-        <w:t xml:space="preserve">:Marcos </w:t>
-      </w:r>
-      <w:r>
-        <w:rPr>
-          <w:rFonts w:hint="eastAsia"/>
-        </w:rPr>
-        <w:t xml:space="preserve">自问”怎么分?谁付钱?</w:t>
-      </w:r>
-      <w:r>
-        <w:t xml:space="preserve">“;CFR”</w:t>
-      </w:r>
-      <w:r>
-        <w:rPr>
-          <w:rFonts w:hint="eastAsia"/>
-        </w:rPr>
-        <w:t xml:space="preserve">东盟又一次失败”——生产国没动力补贴进口国最需要的约束性共享协议</w:t>
+        <w:rPr>
+          <w:rFonts w:hint="eastAsia"/>
+        </w:rPr>
+        <w:t xml:space="preserve">：Marcos</w:t>
+      </w:r>
+      <w:r>
+        <w:t xml:space="preserve"> </w:t>
+      </w:r>
+      <w:r>
+        <w:rPr>
+          <w:rFonts w:hint="eastAsia"/>
+        </w:rPr>
+        <w:t xml:space="preserve">自问”怎么分？谁付钱？</w:t>
+      </w:r>
+      <w:r>
+        <w:rPr>
+          <w:rFonts w:hint="eastAsia"/>
+        </w:rPr>
+        <w:t xml:space="preserve">“；CFR”</w:t>
+      </w:r>
+      <w:r>
+        <w:rPr>
+          <w:rFonts w:hint="eastAsia"/>
+        </w:rPr>
+        <w:t xml:space="preserve">东盟又一次失败”——生产国没动力补贴进口国；最需要的约束性共享协议付之阙如</w:t>
       </w:r>
     </w:p>
     <w:p>
@@ -1369,7 +1427,16 @@
         <w:t xml:space="preserve">把发展中亚洲增长砍到</w:t>
       </w:r>
       <w:r>
-        <w:t xml:space="preserve"> 4.7%;UNDP </w:t>
+        <w:t xml:space="preserve"> </w:t>
+      </w:r>
+      <w:r>
+        <w:rPr>
+          <w:rFonts w:hint="eastAsia"/>
+        </w:rPr>
+        <w:t xml:space="preserve">4.7%；UNDP</w:t>
+      </w:r>
+      <w:r>
+        <w:t xml:space="preserve"> </w:t>
       </w:r>
       <w:r>
         <w:rPr>
@@ -1384,7 +1451,7 @@
         <w:rPr>
           <w:rFonts w:hint="eastAsia"/>
         </w:rPr>
-        <w:t xml:space="preserve">万亚太人返贫(后者标媒体/倡导源)</w:t>
+        <w:t xml:space="preserve">万亚太人返贫（后者标媒体/倡导源）</w:t>
       </w:r>
     </w:p>
     <w:bookmarkEnd w:id="19"/>
@@ -1438,13 +1505,19 @@
         <w:t xml:space="preserve">最先撞墙、最重</w:t>
       </w:r>
       <w:r>
-        <w:t xml:space="preserve">;ASEAN </w:t>
-      </w:r>
-      <w:r>
-        <w:rPr>
-          <w:rFonts w:hint="eastAsia"/>
-        </w:rPr>
-        <w:t xml:space="preserve">在生产国/进口国断层下无法协调,区域方案卡在纸面</w:t>
+        <w:rPr>
+          <w:rFonts w:hint="eastAsia"/>
+        </w:rPr>
+        <w:t xml:space="preserve">；ASEAN</w:t>
+      </w:r>
+      <w:r>
+        <w:t xml:space="preserve"> </w:t>
+      </w:r>
+      <w:r>
+        <w:rPr>
+          <w:rFonts w:hint="eastAsia"/>
+        </w:rPr>
+        <w:t xml:space="preserve">在生产国/进口国断层下无法协调，区域方案卡在纸面</w:t>
       </w:r>
     </w:p>
     <w:p>
@@ -1482,16 +1555,16 @@
         <w:rPr>
           <w:rFonts w:hint="eastAsia"/>
         </w:rPr>
-        <w:t xml:space="preserve">(没有可谈的伊朗中央)→</w:t>
-      </w:r>
-      <w:r>
-        <w:t xml:space="preserve"> </w:t>
-      </w:r>
-      <w:r>
-        <w:rPr>
-          <w:rFonts w:hint="eastAsia"/>
-        </w:rPr>
-        <w:t xml:space="preserve">把局势从”可谈判僵局”推向”无人控制的碎裂”,对最依赖进口的东南亚冲击最大</w:t>
+        <w:t xml:space="preserve">（没有可谈的伊朗中央）→</w:t>
+      </w:r>
+      <w:r>
+        <w:t xml:space="preserve"> </w:t>
+      </w:r>
+      <w:r>
+        <w:rPr>
+          <w:rFonts w:hint="eastAsia"/>
+        </w:rPr>
+        <w:t xml:space="preserve">把局势从”可谈判僵局”推向”无人控制的碎裂”，对最依赖进口的东南亚冲击最大</w:t>
       </w:r>
     </w:p>
     <w:p>
@@ -1506,16 +1579,16 @@
         <w:rPr>
           <w:rFonts w:hint="eastAsia"/>
         </w:rPr>
-        <w:t xml:space="preserve">全球层:IMF</w:t>
-      </w:r>
-      <w:r>
-        <w:t xml:space="preserve"> </w:t>
-      </w:r>
-      <w:r>
-        <w:rPr>
-          <w:rFonts w:hint="eastAsia"/>
-        </w:rPr>
-        <w:t xml:space="preserve">严重情景全球衰退一线之差;IFPRI——霍尔木兹承载</w:t>
+        <w:t xml:space="preserve">全球层：IMF</w:t>
+      </w:r>
+      <w:r>
+        <w:t xml:space="preserve"> </w:t>
+      </w:r>
+      <w:r>
+        <w:rPr>
+          <w:rFonts w:hint="eastAsia"/>
+        </w:rPr>
+        <w:t xml:space="preserve">严重情景全球衰退一线之差；IFPRI——霍尔木兹承载</w:t>
       </w:r>
       <w:r>
         <w:t xml:space="preserve"> 20-30% </w:t>
@@ -1524,7 +1597,7 @@
         <w:rPr>
           <w:rFonts w:hint="eastAsia"/>
         </w:rPr>
-        <w:t xml:space="preserve">全球化肥出口,fuel→fertilizer→food</w:t>
+        <w:t xml:space="preserve">全球化肥出口，fuel→fertilizer→food</w:t>
       </w:r>
       <w:r>
         <w:t xml:space="preserve"> </w:t>
@@ -1603,7 +1676,7 @@
         <w:rPr>
           <w:rFonts w:hint="eastAsia"/>
         </w:rPr>
-        <w:t xml:space="preserve">:被迫选边</w:t>
+        <w:t xml:space="preserve">：被迫选边</w:t>
       </w:r>
       <w:r>
         <w:t xml:space="preserve"> </w:t>
@@ -1642,7 +1715,7 @@
         <w:rPr>
           <w:rFonts w:hint="eastAsia"/>
         </w:rPr>
-        <w:t xml:space="preserve">(中国重回首位);</w:t>
+        <w:t xml:space="preserve">（中国重回首位）；</w:t>
       </w:r>
       <w:r>
         <w:rPr>
@@ -1671,7 +1744,7 @@
         <w:rPr>
           <w:rFonts w:hint="eastAsia"/>
         </w:rPr>
-        <w:t xml:space="preserve">,盖过南海;但首选是</w:t>
+        <w:t xml:space="preserve">，盖过南海；但首选是</w:t>
       </w:r>
       <w:r>
         <w:rPr>
@@ -1712,7 +1785,7 @@
         <w:rPr>
           <w:rFonts w:hint="eastAsia"/>
         </w:rPr>
-        <w:t xml:space="preserve">Lin(ISEAS)原话:</w:t>
+        <w:t xml:space="preserve">Lin（ISEAS）原话：</w:t>
       </w:r>
       <w:r>
         <w:t xml:space="preserve">“</w:t>
@@ -1775,10 +1848,19 @@
         <w:rPr>
           <w:rFonts w:hint="eastAsia"/>
         </w:rPr>
-        <w:t xml:space="preserve">:Prabowo”多向结盟”(同日</w:t>
-      </w:r>
-      <w:r>
-        <w:t xml:space="preserve"> BRICS + </w:t>
+        <w:t xml:space="preserve">：Prabowo”多向结盟”（同日</w:t>
+      </w:r>
+      <w:r>
+        <w:t xml:space="preserve"> </w:t>
+      </w:r>
+      <w:r>
+        <w:rPr>
+          <w:rFonts w:hint="eastAsia"/>
+        </w:rPr>
+        <w:t xml:space="preserve">BRICS（金砖国家集团）+</w:t>
+      </w:r>
+      <w:r>
+        <w:t xml:space="preserve"> </w:t>
       </w:r>
       <w:r>
         <w:rPr>
@@ -1802,7 +1884,7 @@
         <w:rPr>
           <w:rFonts w:hint="eastAsia"/>
         </w:rPr>
-        <w:t xml:space="preserve">小时)、泰国精英管控的君主-军方、Marcos”同盟内对冲”。借的是</w:t>
+        <w:t xml:space="preserve">小时）、泰国精英管控的君主-军方、Marcos”同盟内对冲”。借的是</w:t>
       </w:r>
       <w:r>
         <w:t xml:space="preserve"> Trump </w:t>
@@ -1811,7 +1893,7 @@
         <w:rPr>
           <w:rFonts w:hint="eastAsia"/>
         </w:rPr>
-        <w:t xml:space="preserve">交易主义/强人风格,</w:t>
+        <w:t xml:space="preserve">交易主义/强人风格，</w:t>
       </w:r>
       <w:r>
         <w:rPr>
@@ -1842,10 +1924,28 @@
         <w:rPr>
           <w:rFonts w:hint="eastAsia"/>
         </w:rPr>
-        <w:t xml:space="preserve">:作为</w:t>
-      </w:r>
-      <w:r>
-        <w:t xml:space="preserve"> Hormuz broker(5/14-15 Trump-Xi)+ </w:t>
+        <w:t xml:space="preserve">：作为</w:t>
+      </w:r>
+      <w:r>
+        <w:t xml:space="preserve"> Hormuz </w:t>
+      </w:r>
+      <w:r>
+        <w:rPr>
+          <w:rFonts w:hint="eastAsia"/>
+        </w:rPr>
+        <w:t xml:space="preserve">broker（5/14-15</w:t>
+      </w:r>
+      <w:r>
+        <w:t xml:space="preserve"> </w:t>
+      </w:r>
+      <w:r>
+        <w:rPr>
+          <w:rFonts w:hint="eastAsia"/>
+        </w:rPr>
+        <w:t xml:space="preserve">Trump-Xi）+</w:t>
+      </w:r>
+      <w:r>
+        <w:t xml:space="preserve"> </w:t>
       </w:r>
       <w:r>
         <w:rPr>
@@ -1860,7 +1960,7 @@
         <w:rPr>
           <w:rFonts w:hint="eastAsia"/>
         </w:rPr>
-        <w:t xml:space="preserve">基建金主(Kausikan:中国在连续性/可预测上更像可靠伙伴);</w:t>
+        <w:t xml:space="preserve">基建金主（Kausikan：中国在连续性/可预测上更像可靠伙伴）；</w:t>
       </w:r>
       <w:r>
         <w:rPr>
@@ -1883,10 +1983,13 @@
           <w:b/>
           <w:bCs/>
         </w:rPr>
-        <w:t xml:space="preserve">ASEAN,侵蚀其制度可信度</w:t>
-      </w:r>
-      <w:r>
-        <w:t xml:space="preserve">(Lowy)</w:t>
+        <w:t xml:space="preserve">ASEAN，侵蚀其制度可信度</w:t>
+      </w:r>
+      <w:r>
+        <w:rPr>
+          <w:rFonts w:hint="eastAsia"/>
+        </w:rPr>
+        <w:t xml:space="preserve">（Lowy）</w:t>
       </w:r>
     </w:p>
     <w:p>
@@ -1904,7 +2007,7 @@
         <w:rPr>
           <w:rFonts w:hint="eastAsia"/>
         </w:rPr>
-        <w:t xml:space="preserve">信誉被关税打击(越南</w:t>
+        <w:t xml:space="preserve">信誉被关税打击（越南</w:t>
       </w:r>
       <w:r>
         <w:t xml:space="preserve"> 44-49% </w:t>
@@ -1913,7 +2016,7 @@
         <w:rPr>
           <w:rFonts w:hint="eastAsia"/>
         </w:rPr>
-        <w:t xml:space="preserve">等)→</w:t>
+        <w:t xml:space="preserve">等）→</w:t>
       </w:r>
       <w:r>
         <w:t xml:space="preserve"> </w:t>
@@ -1957,7 +2060,10 @@
         <w:t xml:space="preserve">达成</w:t>
       </w:r>
       <w:r>
-        <w:t xml:space="preserve">;Laksmana(IISS)</w:t>
+        <w:rPr>
+          <w:rFonts w:hint="eastAsia"/>
+        </w:rPr>
+        <w:t xml:space="preserve">；Laksmana（IISS）</w:t>
       </w:r>
       <w:r>
         <w:t xml:space="preserve">“multialignment / I5”</w:t>
@@ -1966,16 +2072,7 @@
         <w:rPr>
           <w:rFonts w:hint="eastAsia"/>
         </w:rPr>
-        <w:t xml:space="preserve">——不是”选哪边”,是”各自多granular</w:t>
-      </w:r>
-      <w:r>
-        <w:t xml:space="preserve"> </w:t>
-      </w:r>
-      <w:r>
-        <w:rPr>
-          <w:rFonts w:hint="eastAsia"/>
-        </w:rPr>
-        <w:t xml:space="preserve">地编织对齐网”</w:t>
+        <w:t xml:space="preserve">——不是”选哪边”，是”各自更精细地编织对齐网”</w:t>
       </w:r>
     </w:p>
     <w:bookmarkEnd w:id="21"/>
@@ -2010,7 +2107,7 @@
         <w:rPr>
           <w:rFonts w:hint="eastAsia"/>
         </w:rPr>
-        <w:t xml:space="preserve">:个人化集权</w:t>
+        <w:t xml:space="preserve">：个人化集权</w:t>
       </w:r>
       <w:r>
         <w:t xml:space="preserve"> + </w:t>
@@ -2019,7 +2116,7 @@
         <w:rPr>
           <w:rFonts w:hint="eastAsia"/>
         </w:rPr>
-        <w:t xml:space="preserve">机会主义多向结盟,被”既需美又需中”框住</w:t>
+        <w:t xml:space="preserve">机会主义多向结盟，被”既需美又需中”框住</w:t>
       </w:r>
     </w:p>
     <w:p>
@@ -2042,7 +2139,7 @@
         <w:rPr>
           <w:rFonts w:hint="eastAsia"/>
         </w:rPr>
-        <w:t xml:space="preserve">:强人是制度(军方+王室)不是个人——精英管控半民主延续</w:t>
+        <w:t xml:space="preserve">：强人是制度（军方+王室）不是个人——精英管控半民主延续</w:t>
       </w:r>
     </w:p>
     <w:p>
@@ -2064,7 +2161,7 @@
         <w:rPr>
           <w:rFonts w:hint="eastAsia"/>
         </w:rPr>
-        <w:t xml:space="preserve">:最亲美但”没忘怎么对冲”</w:t>
+        <w:t xml:space="preserve">：最亲美但”没忘怎么对冲”</w:t>
       </w:r>
       <w:r>
         <w:t xml:space="preserve"> + Marcos-Duterte </w:t>
@@ -2091,15 +2188,15 @@
         <w:rPr>
           <w:rFonts w:hint="eastAsia"/>
         </w:rPr>
-        <w:t xml:space="preserve">统合:</w:t>
-      </w:r>
-      <w:r>
-        <w:rPr>
-          <w:rFonts w:hint="eastAsia"/>
-          <w:b/>
-          <w:bCs/>
-        </w:rPr>
-        <w:t xml:space="preserve">交易型对冲者,不是</w:t>
+        <w:t xml:space="preserve">统合：</w:t>
+      </w:r>
+      <w:r>
+        <w:rPr>
+          <w:rFonts w:hint="eastAsia"/>
+          <w:b/>
+          <w:bCs/>
+        </w:rPr>
+        <w:t xml:space="preserve">交易型对冲者，不是</w:t>
       </w:r>
       <w:r>
         <w:rPr>
@@ -2245,10 +2342,19 @@
         <w:t xml:space="preserve">Coppel &amp; Cribb</w:t>
       </w:r>
       <w:r>
-        <w:t xml:space="preserve">,《A Genocide That Never Was》,</w:t>
-      </w:r>
-      <w:r>
-        <w:t xml:space="preserve"> </w:t>
+        <w:rPr>
+          <w:rFonts w:hint="eastAsia"/>
+        </w:rPr>
+        <w:t xml:space="preserve">，《A</w:t>
+      </w:r>
+      <w:r>
+        <w:t xml:space="preserve"> Genocide That Never </w:t>
+      </w:r>
+      <w:r>
+        <w:rPr>
+          <w:rFonts w:hint="eastAsia"/>
+        </w:rPr>
+        <w:t xml:space="preserve">Was》，</w:t>
       </w:r>
       <w:r>
         <w:rPr>
@@ -2264,7 +2370,7 @@
         <w:rPr>
           <w:rFonts w:hint="eastAsia"/>
         </w:rPr>
-        <w:t xml:space="preserve">2009)指出:</w:t>
+        <w:t xml:space="preserve">2009)指出：</w:t>
       </w:r>
       <w:r>
         <w:rPr>
@@ -2279,7 +2385,7 @@
           <w:b/>
           <w:bCs/>
         </w:rPr>
-        <w:t xml:space="preserve">印尼大屠杀是反共清洗(死</w:t>
+        <w:t xml:space="preserve">印尼大屠杀是反共清洗（死</w:t>
       </w:r>
       <w:r>
         <w:rPr>
@@ -2309,7 +2415,7 @@
           <w:b/>
           <w:bCs/>
         </w:rPr>
-        <w:t xml:space="preserve">万),针对华人的部分约</w:t>
+        <w:t xml:space="preserve">万），针对华人的部分约</w:t>
       </w:r>
       <w:r>
         <w:rPr>
@@ -2324,7 +2430,7 @@
           <w:b/>
           <w:bCs/>
         </w:rPr>
-        <w:t xml:space="preserve">人,</w:t>
+        <w:t xml:space="preserve">人，</w:t>
       </w:r>
       <w:r>
         <w:rPr>
@@ -2350,7 +2456,13 @@
         <w:t xml:space="preserve"> myth</w:t>
       </w:r>
       <w:r>
-        <w:t xml:space="preserve">(Jess Melvin </w:t>
+        <w:rPr>
+          <w:rFonts w:hint="eastAsia"/>
+        </w:rPr>
+        <w:t xml:space="preserve">（Jess</w:t>
+      </w:r>
+      <w:r>
+        <w:t xml:space="preserve"> Melvin </w:t>
       </w:r>
       <w:r>
         <w:rPr>
@@ -2365,7 +2477,7 @@
         <w:rPr>
           <w:rFonts w:hint="eastAsia"/>
         </w:rPr>
-        <w:t xml:space="preserve">档案研究部分复杂化:种族确是动机之一)。真正把华人</w:t>
+        <w:t xml:space="preserve">档案研究部分复杂化：种族确是动机之一）。真正把华人</w:t>
       </w:r>
       <w:r>
         <w:rPr>
@@ -2400,16 +2512,25 @@
         <w:rPr>
           <w:rFonts w:hint="eastAsia"/>
         </w:rPr>
-        <w:t xml:space="preserve">(华裔占船民</w:t>
-      </w:r>
-      <w:r>
-        <w:t xml:space="preserve"> 60-70%、~25 </w:t>
-      </w:r>
-      <w:r>
-        <w:rPr>
-          <w:rFonts w:hint="eastAsia"/>
-        </w:rPr>
-        <w:t xml:space="preserve">万逃往中国)。</w:t>
+        <w:t xml:space="preserve">（华裔占船民</w:t>
+      </w:r>
+      <w:r>
+        <w:t xml:space="preserve"> </w:t>
+      </w:r>
+      <w:r>
+        <w:rPr>
+          <w:rFonts w:hint="eastAsia"/>
+        </w:rPr>
+        <w:t xml:space="preserve">60-70%、约</w:t>
+      </w:r>
+      <w:r>
+        <w:t xml:space="preserve"> 25 </w:t>
+      </w:r>
+      <w:r>
+        <w:rPr>
+          <w:rFonts w:hint="eastAsia"/>
+        </w:rPr>
+        <w:t xml:space="preserve">万逃往中国）。</w:t>
       </w:r>
       <w:r>
         <w:rPr>
@@ -2486,7 +2607,7 @@
         <w:rPr>
           <w:rFonts w:hint="eastAsia"/>
         </w:rPr>
-        <w:t xml:space="preserve">华人当”共产中国代理”。今天:</w:t>
+        <w:t xml:space="preserve">华人当”共产中国代理”。今天：</w:t>
       </w:r>
       <w:r>
         <w:t xml:space="preserve"> </w:t>
@@ -2518,7 +2639,7 @@
         <w:rPr>
           <w:rFonts w:hint="eastAsia"/>
         </w:rPr>
-        <w:t xml:space="preserve">qiaowu(侨务)/统战</w:t>
+        <w:t xml:space="preserve">qiaowu（侨务，中国政府管理海外华人关系的政策体系）/统战</w:t>
       </w:r>
       <w:r>
         <w:rPr>
@@ -2541,10 +2662,13 @@
           <w:b/>
           <w:bCs/>
         </w:rPr>
-        <w:t xml:space="preserve">huaqiao(华侨)/huaren(华人)</w:t>
-      </w:r>
-      <w:r>
-        <w:t xml:space="preserve">,</w:t>
+        <w:t xml:space="preserve">huaqiao（华侨，指持有中国国籍的海外华人）/huaren（华人，泛指有华人血统的海外华裔，无论国籍）</w:t>
+      </w:r>
+      <w:r>
+        <w:rPr>
+          <w:rFonts w:hint="eastAsia"/>
+        </w:rPr>
+        <w:t xml:space="preserve">，</w:t>
       </w:r>
       <w:r>
         <w:rPr>
@@ -2553,7 +2677,10 @@
         <w:t xml:space="preserve">“无论国籍动员华人服务中国利益”</w:t>
       </w:r>
       <w:r>
-        <w:t xml:space="preserve">(</w:t>
+        <w:rPr>
+          <w:rFonts w:hint="eastAsia"/>
+        </w:rPr>
+        <w:t xml:space="preserve">（</w:t>
       </w:r>
       <w:r>
         <w:rPr>
@@ -2563,13 +2690,19 @@
         <w:t xml:space="preserve">Suryadinata, ISEAS</w:t>
       </w:r>
       <w:r>
-        <w:t xml:space="preserve">)。Chong Ja </w:t>
-      </w:r>
-      <w:r>
-        <w:rPr>
-          <w:rFonts w:hint="eastAsia"/>
-        </w:rPr>
-        <w:t xml:space="preserve">Ian(NUS)斥之”疯了”,类比”英国要求所有姓英国姓的人效忠王室”;其论点是危险</w:t>
+        <w:rPr>
+          <w:rFonts w:hint="eastAsia"/>
+        </w:rPr>
+        <w:t xml:space="preserve">）。Chong</w:t>
+      </w:r>
+      <w:r>
+        <w:t xml:space="preserve"> Ja </w:t>
+      </w:r>
+      <w:r>
+        <w:rPr>
+          <w:rFonts w:hint="eastAsia"/>
+        </w:rPr>
+        <w:t xml:space="preserve">Ian（NUS）斥之”疯了”，类比”英国要求所有姓英国姓的人效忠王室”；其论点是危险</w:t>
       </w:r>
       <w:r>
         <w:rPr>
@@ -2618,7 +2751,7 @@
           <w:b/>
           <w:bCs/>
         </w:rPr>
-        <w:t xml:space="preserve">各国向中国对冲,不为美国清洗</w:t>
+        <w:t xml:space="preserve">各国向中国对冲，不为美国清洗</w:t>
       </w:r>
       <w:r>
         <w:rPr>
@@ -2638,7 +2771,7 @@
         <w:rPr>
           <w:rFonts w:hint="eastAsia"/>
         </w:rPr>
-        <w:t xml:space="preserve">许可反华动员(跟冷战阵营相反)</w:t>
+        <w:t xml:space="preserve">许可反华动员（跟冷战阵营相反）</w:t>
       </w:r>
       <w:r>
         <w:t xml:space="preserve"> </w:t>
@@ -2670,7 +2803,7 @@
           <w:b/>
           <w:bCs/>
         </w:rPr>
-        <w:t xml:space="preserve">yimin(新移民)vs</w:t>
+        <w:t xml:space="preserve">yimin（新移民，指近年从中国大陆移居海外的新一代移民）vs</w:t>
       </w:r>
       <w:r>
         <w:rPr>
@@ -2700,25 +2833,34 @@
           <w:b/>
           <w:bCs/>
         </w:rPr>
-        <w:t xml:space="preserve">huaren,不是共产主义</w:t>
-      </w:r>
-      <w:r>
-        <w:t xml:space="preserve">——BRI </w:t>
-      </w:r>
-      <w:r>
-        <w:rPr>
-          <w:rFonts w:hint="eastAsia"/>
-        </w:rPr>
-        <w:t xml:space="preserve">劳工、Forest</w:t>
-      </w:r>
-      <w:r>
-        <w:t xml:space="preserve"> City </w:t>
-      </w:r>
-      <w:r>
-        <w:rPr>
-          <w:rFonts w:hint="eastAsia"/>
-        </w:rPr>
-        <w:t xml:space="preserve">地产、尤其缅甸/柬埔寨诈骗园区(Hong</w:t>
+        <w:t xml:space="preserve">huaren，不是共产主义</w:t>
+      </w:r>
+      <w:r>
+        <w:rPr>
+          <w:rFonts w:hint="eastAsia"/>
+        </w:rPr>
+        <w:t xml:space="preserve">——BRI（</w:t>
+      </w:r>
+      <w:r>
+        <w:rPr>
+          <w:rFonts w:hint="eastAsia"/>
+        </w:rPr>
+        <w:t xml:space="preserve">“一带一路”</w:t>
+      </w:r>
+      <w:r>
+        <w:rPr>
+          <w:rFonts w:hint="eastAsia"/>
+        </w:rPr>
+        <w:t xml:space="preserve">倡议）劳工、Forest</w:t>
+      </w:r>
+      <w:r>
+        <w:t xml:space="preserve"> </w:t>
+      </w:r>
+      <w:r>
+        <w:rPr>
+          <w:rFonts w:hint="eastAsia"/>
+        </w:rPr>
+        <w:t xml:space="preserve">City（碧桂园在马来西亚柔佛州建设的大型开发项目）地产、尤其缅甸/柬埔寨诈骗园区（Hong</w:t>
       </w:r>
       <w:r>
         <w:t xml:space="preserve"> Liu, </w:t>
@@ -2727,7 +2869,7 @@
         <w:rPr>
           <w:rFonts w:hint="eastAsia"/>
         </w:rPr>
-        <w:t xml:space="preserve">NTU);反华情绪今天可能是</w:t>
+        <w:t xml:space="preserve">NTU）；反华情绪今天可能是</w:t>
       </w:r>
       <w:r>
         <w:rPr>
@@ -2741,7 +2883,7 @@
         <w:rPr>
           <w:rFonts w:hint="eastAsia"/>
         </w:rPr>
-        <w:t xml:space="preserve">的,矛头对</w:t>
+        <w:t xml:space="preserve">的，矛头对</w:t>
       </w:r>
       <w:r>
         <w:t xml:space="preserve"> PRC </w:t>
@@ -2750,7 +2892,7 @@
         <w:rPr>
           <w:rFonts w:hint="eastAsia"/>
         </w:rPr>
-        <w:t xml:space="preserve">新移民,老华人遭殃</w:t>
+        <w:t xml:space="preserve">新移民，老华人遭殃</w:t>
       </w:r>
     </w:p>
     <w:p>
@@ -2769,7 +2911,7 @@
         <w:rPr>
           <w:rFonts w:hint="eastAsia"/>
         </w:rPr>
-        <w:t xml:space="preserve">:冷战里华人的危险来自一个</w:t>
+        <w:t xml:space="preserve">：冷战里华人的危险来自一个</w:t>
       </w:r>
       <w:r>
         <w:rPr>
@@ -2783,7 +2925,7 @@
         <w:rPr>
           <w:rFonts w:hint="eastAsia"/>
         </w:rPr>
-        <w:t xml:space="preserve">的阵营把他们读作中国代理;</w:t>
+        <w:t xml:space="preserve">的阵营把他们读作中国代理；</w:t>
       </w:r>
       <w:r>
         <w:rPr>
@@ -2802,7 +2944,7 @@
           <w:b/>
           <w:bCs/>
         </w:rPr>
-        <w:t xml:space="preserve">北京的拥抱、而非敌意,成了侨民的首要负债。</w:t>
+        <w:t xml:space="preserve">北京的拥抱、而非敌意，成了侨民的首要负债。</w:t>
       </w:r>
     </w:p>
     <w:bookmarkEnd w:id="27"/>
@@ -2841,7 +2983,7 @@
         <w:rPr>
           <w:rFonts w:hint="eastAsia"/>
         </w:rPr>
-        <w:t xml:space="preserve">:唯一一处冷战三段式</w:t>
+        <w:t xml:space="preserve">：唯一一处冷战三段式</w:t>
       </w:r>
       <w:r>
         <w:rPr>
@@ -2873,25 +3015,25 @@
         <w:rPr>
           <w:rFonts w:hint="eastAsia"/>
         </w:rPr>
-        <w:t xml:space="preserve">间谍/诈骗案(2025-11</w:t>
-      </w:r>
-      <w:r>
-        <w:t xml:space="preserve"> </w:t>
-      </w:r>
-      <w:r>
-        <w:rPr>
-          <w:rFonts w:hint="eastAsia"/>
-        </w:rPr>
-        <w:t xml:space="preserve">判无期)。Tsinoy</w:t>
-      </w:r>
-      <w:r>
-        <w:t xml:space="preserve"> </w:t>
-      </w:r>
-      <w:r>
-        <w:rPr>
-          <w:rFonts w:hint="eastAsia"/>
-        </w:rPr>
-        <w:t xml:space="preserve">面临被与</w:t>
+        <w:t xml:space="preserve">间谍/诈骗案（2025-11</w:t>
+      </w:r>
+      <w:r>
+        <w:t xml:space="preserve"> </w:t>
+      </w:r>
+      <w:r>
+        <w:rPr>
+          <w:rFonts w:hint="eastAsia"/>
+        </w:rPr>
+        <w:t xml:space="preserve">判无期）。Tsinoy（菲律宾华裔，Tsino+Pinoy</w:t>
+      </w:r>
+      <w:r>
+        <w:t xml:space="preserve"> </w:t>
+      </w:r>
+      <w:r>
+        <w:rPr>
+          <w:rFonts w:hint="eastAsia"/>
+        </w:rPr>
+        <w:t xml:space="preserve">的合成词）面临被与</w:t>
       </w:r>
       <w:r>
         <w:t xml:space="preserve"> PRC </w:t>
@@ -2900,16 +3042,25 @@
         <w:rPr>
           <w:rFonts w:hint="eastAsia"/>
         </w:rPr>
-        <w:t xml:space="preserve">混同(Caroline</w:t>
-      </w:r>
-      <w:r>
-        <w:t xml:space="preserve"> Hau, Kyoto:Tsinoy </w:t>
-      </w:r>
-      <w:r>
-        <w:rPr>
-          <w:rFonts w:hint="eastAsia"/>
-        </w:rPr>
-        <w:t xml:space="preserve">主动”表演与北京的距离”)</w:t>
+        <w:t xml:space="preserve">混同（Caroline</w:t>
+      </w:r>
+      <w:r>
+        <w:t xml:space="preserve"> Hau, </w:t>
+      </w:r>
+      <w:r>
+        <w:rPr>
+          <w:rFonts w:hint="eastAsia"/>
+        </w:rPr>
+        <w:t xml:space="preserve">Kyoto：Tsinoy</w:t>
+      </w:r>
+      <w:r>
+        <w:t xml:space="preserve"> </w:t>
+      </w:r>
+      <w:r>
+        <w:rPr>
+          <w:rFonts w:hint="eastAsia"/>
+        </w:rPr>
+        <w:t xml:space="preserve">主动”表演与北京的距离”）</w:t>
       </w:r>
     </w:p>
     <w:p>
@@ -2926,10 +3077,16 @@
           <w:b/>
           <w:bCs/>
         </w:rPr>
-        <w:t xml:space="preserve">印尼(中,历史最易爆)</w:t>
-      </w:r>
-      <w:r>
-        <w:t xml:space="preserve">:1998 </w:t>
+        <w:t xml:space="preserve">印尼(中，历史最易爆)</w:t>
+      </w:r>
+      <w:r>
+        <w:rPr>
+          <w:rFonts w:hint="eastAsia"/>
+        </w:rPr>
+        <w:t xml:space="preserve">：1998</w:t>
+      </w:r>
+      <w:r>
+        <w:t xml:space="preserve"> </w:t>
       </w:r>
       <w:r>
         <w:rPr>
@@ -2985,7 +3142,7 @@
         <w:rPr>
           <w:rFonts w:hint="eastAsia"/>
         </w:rPr>
-        <w:t xml:space="preserve">口号,</w:t>
+        <w:t xml:space="preserve">口号，</w:t>
       </w:r>
       <w:r>
         <w:rPr>
@@ -2997,7 +3154,7 @@
         <w:rPr>
           <w:rFonts w:hint="eastAsia"/>
         </w:rPr>
-        <w:t xml:space="preserve">(制度改革</w:t>
+        <w:t xml:space="preserve">（制度改革</w:t>
       </w:r>
       <w:r>
         <w:t xml:space="preserve"> + </w:t>
@@ -3015,7 +3172,7 @@
         <w:rPr>
           <w:rFonts w:hint="eastAsia"/>
         </w:rPr>
-        <w:t xml:space="preserve">强大中国威慑)</w:t>
+        <w:t xml:space="preserve">强大中国威慑）</w:t>
       </w:r>
     </w:p>
     <w:p>
@@ -3032,22 +3189,22 @@
           <w:b/>
           <w:bCs/>
         </w:rPr>
-        <w:t xml:space="preserve">马来西亚(中低,结构性非暴力)</w:t>
-      </w:r>
-      <w:r>
-        <w:rPr>
-          <w:rFonts w:hint="eastAsia"/>
-        </w:rPr>
-        <w:t xml:space="preserve">:风险在</w:t>
-      </w:r>
-      <w:r>
-        <w:t xml:space="preserve"> bumiputera </w:t>
-      </w:r>
-      <w:r>
-        <w:rPr>
-          <w:rFonts w:hint="eastAsia"/>
-        </w:rPr>
-        <w:t xml:space="preserve">配额(Ngeow</w:t>
+        <w:t xml:space="preserve">马来西亚(中低，结构性非暴力)</w:t>
+      </w:r>
+      <w:r>
+        <w:rPr>
+          <w:rFonts w:hint="eastAsia"/>
+        </w:rPr>
+        <w:t xml:space="preserve">：风险在</w:t>
+      </w:r>
+      <w:r>
+        <w:t xml:space="preserve"> </w:t>
+      </w:r>
+      <w:r>
+        <w:rPr>
+          <w:rFonts w:hint="eastAsia"/>
+        </w:rPr>
+        <w:t xml:space="preserve">bumiputera（土著，马来西亚宪法中指马来人及其他土著民族的法律地位，享有优惠政策）配额（Ngeow</w:t>
       </w:r>
       <w:r>
         <w:t xml:space="preserve"> Chow </w:t>
@@ -3056,7 +3213,7 @@
         <w:rPr>
           <w:rFonts w:hint="eastAsia"/>
         </w:rPr>
-        <w:t xml:space="preserve">Bing:马来对北京”deference</w:t>
+        <w:t xml:space="preserve">Bing：马来对北京”deference</w:t>
       </w:r>
       <w:r>
         <w:t xml:space="preserve"> </w:t>
@@ -3074,7 +3231,7 @@
         <w:rPr>
           <w:rFonts w:hint="eastAsia"/>
         </w:rPr>
-        <w:t xml:space="preserve">并存”)</w:t>
+        <w:t xml:space="preserve">并存”）</w:t>
       </w:r>
     </w:p>
     <w:p>
@@ -3091,18 +3248,21 @@
           <w:b/>
           <w:bCs/>
         </w:rPr>
-        <w:t xml:space="preserve">越南(现低,但冷战最坏先例)</w:t>
-      </w:r>
-      <w:r>
-        <w:t xml:space="preserve">;</w:t>
-      </w:r>
-      <w:r>
-        <w:rPr>
-          <w:rFonts w:hint="eastAsia"/>
-          <w:b/>
-          <w:bCs/>
-        </w:rPr>
-        <w:t xml:space="preserve">泰国(最低,最同化——Kasian</w:t>
+        <w:t xml:space="preserve">越南(现低，但冷战最坏先例)</w:t>
+      </w:r>
+      <w:r>
+        <w:rPr>
+          <w:rFonts w:hint="eastAsia"/>
+        </w:rPr>
+        <w:t xml:space="preserve">；</w:t>
+      </w:r>
+      <w:r>
+        <w:rPr>
+          <w:rFonts w:hint="eastAsia"/>
+          <w:b/>
+          <w:bCs/>
+        </w:rPr>
+        <w:t xml:space="preserve">泰国(最低，最同化——Kasian</w:t>
       </w:r>
       <w:r>
         <w:rPr>
@@ -3140,7 +3300,7 @@
         <w:rPr>
           <w:rFonts w:hint="eastAsia"/>
         </w:rPr>
-        <w:t xml:space="preserve">:华人多数国,风险是</w:t>
+        <w:t xml:space="preserve">：华人多数国，风险是</w:t>
       </w:r>
       <w:r>
         <w:rPr>
@@ -3166,13 +3326,22 @@
         <w:t xml:space="preserve">立</w:t>
       </w:r>
       <w:r>
-        <w:t xml:space="preserve"> FICA(Dickson Yeo </w:t>
-      </w:r>
-      <w:r>
-        <w:rPr>
-          <w:rFonts w:hint="eastAsia"/>
-        </w:rPr>
-        <w:t xml:space="preserve">案)</w:t>
+        <w:t xml:space="preserve"> </w:t>
+      </w:r>
+      <w:r>
+        <w:rPr>
+          <w:rFonts w:hint="eastAsia"/>
+        </w:rPr>
+        <w:t xml:space="preserve">FICA（新加坡《外国干预（对应措施）法》）（Dickson</w:t>
+      </w:r>
+      <w:r>
+        <w:t xml:space="preserve"> Yeo </w:t>
+      </w:r>
+      <w:r>
+        <w:rPr>
+          <w:rFonts w:hint="eastAsia"/>
+        </w:rPr>
+        <w:t xml:space="preserve">案）</w:t>
       </w:r>
     </w:p>
     <w:bookmarkEnd w:id="28"/>
@@ -3207,7 +3376,7 @@
         <w:rPr>
           <w:rFonts w:hint="eastAsia"/>
         </w:rPr>
-        <w:t xml:space="preserve">;有风险处是</w:t>
+        <w:t xml:space="preserve">；有风险处是</w:t>
       </w:r>
       <w:r>
         <w:rPr>
@@ -3221,7 +3390,19 @@
         <w:rPr>
           <w:rFonts w:hint="eastAsia"/>
         </w:rPr>
-        <w:t xml:space="preserve">:(1)与北京冲突</w:t>
+        <w:t xml:space="preserve">：</w:t>
+      </w:r>
+      <w:r>
+        <w:t xml:space="preserve"> </w:t>
+      </w:r>
+      <w:r>
+        <w:t xml:space="preserve">- </w:t>
+      </w:r>
+      <w:r>
+        <w:rPr>
+          <w:rFonts w:hint="eastAsia"/>
+        </w:rPr>
+        <w:t xml:space="preserve">（1）与北京冲突</w:t>
       </w:r>
       <w:r>
         <w:t xml:space="preserve"> + </w:t>
@@ -3230,30 +3411,42 @@
         <w:rPr>
           <w:rFonts w:hint="eastAsia"/>
         </w:rPr>
-        <w:t xml:space="preserve">亲美的国家(菲律宾),老三段式部分重组——最高风险;(2)其余地方更可能是</w:t>
-      </w:r>
-      <w:r>
-        <w:rPr>
-          <w:rFonts w:hint="eastAsia"/>
-          <w:b/>
-          <w:bCs/>
-        </w:rPr>
-        <w:t xml:space="preserve">安全化的”北京代理”嫌疑(FICA</w:t>
-      </w:r>
-      <w:r>
-        <w:rPr>
-          <w:b/>
-          <w:bCs/>
-        </w:rPr>
-        <w:t xml:space="preserve"> </w:t>
-      </w:r>
-      <w:r>
-        <w:rPr>
-          <w:rFonts w:hint="eastAsia"/>
-          <w:b/>
-          <w:bCs/>
-        </w:rPr>
-        <w:t xml:space="preserve">模式)+</w:t>
+        <w:t xml:space="preserve">亲美的国家（菲律宾）：老三段式部分重组——最高风险</w:t>
+      </w:r>
+      <w:r>
+        <w:t xml:space="preserve"> </w:t>
+      </w:r>
+      <w:r>
+        <w:t xml:space="preserve">- </w:t>
+      </w:r>
+      <w:r>
+        <w:rPr>
+          <w:rFonts w:hint="eastAsia"/>
+        </w:rPr>
+        <w:t xml:space="preserve">（2）其余地方更可能是</w:t>
+      </w:r>
+      <w:r>
+        <w:rPr>
+          <w:rFonts w:hint="eastAsia"/>
+          <w:b/>
+          <w:bCs/>
+        </w:rPr>
+        <w:t xml:space="preserve">安全化的”北京代理”嫌疑（FICA</w:t>
+      </w:r>
+      <w:r>
+        <w:rPr>
+          <w:b/>
+          <w:bCs/>
+        </w:rPr>
+        <w:t xml:space="preserve"> </w:t>
+      </w:r>
+      <w:r>
+        <w:rPr>
+          <w:rFonts w:hint="eastAsia"/>
+          <w:b/>
+          <w:bCs/>
+        </w:rPr>
+        <w:t xml:space="preserve">模式）+</w:t>
       </w:r>
       <w:r>
         <w:rPr>
@@ -3289,7 +3482,7 @@
         <w:rPr>
           <w:rFonts w:hint="eastAsia"/>
         </w:rPr>
-        <w:t xml:space="preserve">(矛头本对</w:t>
+        <w:t xml:space="preserve">（矛头本对</w:t>
       </w:r>
       <w:r>
         <w:t xml:space="preserve"> PRC </w:t>
@@ -3298,30 +3491,35 @@
         <w:rPr>
           <w:rFonts w:hint="eastAsia"/>
         </w:rPr>
-        <w:t xml:space="preserve">新移民,老华人遭殃)。</w:t>
-      </w:r>
-      <w:r>
-        <w:rPr>
-          <w:rFonts w:hint="eastAsia"/>
-          <w:b/>
-          <w:bCs/>
-        </w:rPr>
-        <w:t xml:space="preserve">与冷战最锋利的区别:上次美国动员这条腿断了(各国向中国对冲),本国强人”借华人转移矛盾”也开始失灵(印尼</w:t>
-      </w:r>
-      <w:r>
-        <w:rPr>
-          <w:b/>
-          <w:bCs/>
-        </w:rPr>
-        <w:t xml:space="preserve"> </w:t>
-      </w:r>
-      <w:r>
-        <w:rPr>
-          <w:rFonts w:hint="eastAsia"/>
-          <w:b/>
-          <w:bCs/>
-        </w:rPr>
-        <w:t xml:space="preserve">2025);真正的新威胁来自中国自己的认领。</w:t>
+        <w:t xml:space="preserve">新移民，老华人遭殃）</w:t>
+      </w:r>
+    </w:p>
+    <w:p>
+      <w:pPr>
+        <w:pStyle w:val="BodyText"/>
+      </w:pPr>
+      <w:r>
+        <w:rPr>
+          <w:rFonts w:hint="eastAsia"/>
+          <w:b/>
+          <w:bCs/>
+        </w:rPr>
+        <w:t xml:space="preserve">与冷战最锋利的区别</w:t>
+      </w:r>
+      <w:r>
+        <w:rPr>
+          <w:rFonts w:hint="eastAsia"/>
+        </w:rPr>
+        <w:t xml:space="preserve">：上次美国动员这条腿断了（各国向中国对冲），本国强人”借华人转移矛盾”也开始失灵（印尼</w:t>
+      </w:r>
+      <w:r>
+        <w:t xml:space="preserve"> </w:t>
+      </w:r>
+      <w:r>
+        <w:rPr>
+          <w:rFonts w:hint="eastAsia"/>
+        </w:rPr>
+        <w:t xml:space="preserve">2025）；真正的新威胁来自中国自己的认领。</w:t>
       </w:r>
     </w:p>
     <w:bookmarkEnd w:id="29"/>
@@ -3372,7 +3570,10 @@
         <w:t xml:space="preserve">华人处境的反转</w:t>
       </w:r>
       <w:r>
-        <w:t xml:space="preserve">:</w:t>
+        <w:rPr>
+          <w:rFonts w:hint="eastAsia"/>
+        </w:rPr>
+        <w:t xml:space="preserve">：</w:t>
       </w:r>
       <w:r>
         <w:t xml:space="preserve"> </w:t>
@@ -3384,7 +3585,7 @@
         <w:rPr>
           <w:rFonts w:hint="eastAsia"/>
         </w:rPr>
-        <w:t xml:space="preserve">能源:最薄缓冲(已实测耗尽)、最弱协调;菲/越/泰是急性前线,泰国政治断裂,印尼是伪产油国财政陷阱</w:t>
+        <w:t xml:space="preserve">能源：最薄缓冲（已实测耗尽）、最弱协调；菲/越/泰是急性前线，泰国政治断裂，印尼是伪产油国财政陷阱</w:t>
       </w:r>
       <w:r>
         <w:t xml:space="preserve"> </w:t>
@@ -3396,7 +3597,7 @@
         <w:rPr>
           <w:rFonts w:hint="eastAsia"/>
         </w:rPr>
-        <w:t xml:space="preserve">地缘:非意识形态右转;对冲更硬</w:t>
+        <w:t xml:space="preserve">地缘：非意识形态右转；对冲更硬</w:t>
       </w:r>
       <w:r>
         <w:t xml:space="preserve"> + </w:t>
@@ -3405,7 +3606,7 @@
         <w:rPr>
           <w:rFonts w:hint="eastAsia"/>
         </w:rPr>
-        <w:t xml:space="preserve">微向中国,但自主而非结盟是doctrine;中国之手被强化、ASEAN</w:t>
+        <w:t xml:space="preserve">微向中国，但自主而非结盟是doctrine；中国之手被强化、ASEAN</w:t>
       </w:r>
       <w:r>
         <w:t xml:space="preserve"> </w:t>
@@ -3426,7 +3627,7 @@
         <w:rPr>
           <w:rFonts w:hint="eastAsia"/>
         </w:rPr>
-        <w:t xml:space="preserve">华人:冷战公式反转,北京拥抱成新负债;菲律宾最高风险(三段式部分重组),其余是securitized</w:t>
+        <w:t xml:space="preserve">华人：冷战公式反转，北京拥抱成新负债；菲律宾最高风险（三段式部分重组），其余是securitized</w:t>
       </w:r>
       <w:r>
         <w:t xml:space="preserve"> </w:t>
@@ -3472,7 +3673,7 @@
         <w:rPr>
           <w:rFonts w:hint="eastAsia"/>
         </w:rPr>
-        <w:t xml:space="preserve">高:ISEAS</w:t>
+        <w:t xml:space="preserve">高：ISEAS</w:t>
       </w:r>
       <w:r>
         <w:t xml:space="preserve"> </w:t>
@@ -3523,16 +3724,16 @@
         <w:rPr>
           <w:rFonts w:hint="eastAsia"/>
         </w:rPr>
-        <w:t xml:space="preserve">中:越南基金赤字/泰油基金烧速(本地源/官员引述,primary-adjacent);UNDP</w:t>
-      </w:r>
-      <w:r>
-        <w:t xml:space="preserve"> </w:t>
-      </w:r>
-      <w:r>
-        <w:rPr>
-          <w:rFonts w:hint="eastAsia"/>
-        </w:rPr>
-        <w:t xml:space="preserve">返贫数(标媒体/倡导)</w:t>
+        <w:t xml:space="preserve">中：越南基金赤字/泰油基金烧速（本地源/官员引述，primary-adjacent）；UNDP</w:t>
+      </w:r>
+      <w:r>
+        <w:t xml:space="preserve"> </w:t>
+      </w:r>
+      <w:r>
+        <w:rPr>
+          <w:rFonts w:hint="eastAsia"/>
+        </w:rPr>
+        <w:t xml:space="preserve">返贫数（标媒体/倡导）</w:t>
       </w:r>
     </w:p>
     <w:p>
@@ -3547,7 +3748,7 @@
         <w:rPr>
           <w:rFonts w:hint="eastAsia"/>
         </w:rPr>
-        <w:t xml:space="preserve">推断:</w:t>
+        <w:t xml:space="preserve">推断：</w:t>
       </w:r>
       <w:r>
         <w:t xml:space="preserve">“illiberal </w:t>
@@ -3565,7 +3766,7 @@
         <w:rPr>
           <w:rFonts w:hint="eastAsia"/>
         </w:rPr>
-        <w:t xml:space="preserve">对东南亚强人是我的归类;生产国/进口国逻辑强化中国之手是推断;华人风险的国别排序是机制判断</w:t>
+        <w:t xml:space="preserve">对东南亚强人是我的归类；生产国/进口国逻辑强化中国之手是推断；华人风险的国别排序是机制判断</w:t>
       </w:r>
     </w:p>
     <w:p>
@@ -3581,16 +3782,64 @@
         <w:t xml:space="preserve">具名学者/机构</w:t>
       </w:r>
       <w:r>
-        <w:t xml:space="preserve">:Leo Suryadinata、Wang Gungwu、Hong Liu、Chong Ja Ian(ISEAS/NTU/NUS)· Caroline Hau(Kyoto)· Ngeow Chow Bing(Malaya)· Coppel &amp; Cribb、Jess </w:t>
-      </w:r>
-      <w:r>
-        <w:rPr>
-          <w:rFonts w:hint="eastAsia"/>
-        </w:rPr>
-        <w:t xml:space="preserve">Melvin(历史)·</w:t>
-      </w:r>
-      <w:r>
-        <w:t xml:space="preserve"> Joanne Lin、Kausikan、Laksmana(ISEAS/IISS)· Susannah Patton(Lowy)</w:t>
+        <w:rPr>
+          <w:rFonts w:hint="eastAsia"/>
+        </w:rPr>
+        <w:t xml:space="preserve">：Leo</w:t>
+      </w:r>
+      <w:r>
+        <w:t xml:space="preserve"> Suryadinata、Wang Gungwu、Hong Liu、Chong Ja </w:t>
+      </w:r>
+      <w:r>
+        <w:rPr>
+          <w:rFonts w:hint="eastAsia"/>
+        </w:rPr>
+        <w:t xml:space="preserve">Ian（ISEAS/NTU/NUS）·</w:t>
+      </w:r>
+      <w:r>
+        <w:t xml:space="preserve"> Caroline </w:t>
+      </w:r>
+      <w:r>
+        <w:rPr>
+          <w:rFonts w:hint="eastAsia"/>
+        </w:rPr>
+        <w:t xml:space="preserve">Hau（Kyoto）·</w:t>
+      </w:r>
+      <w:r>
+        <w:t xml:space="preserve"> Ngeow Chow </w:t>
+      </w:r>
+      <w:r>
+        <w:rPr>
+          <w:rFonts w:hint="eastAsia"/>
+        </w:rPr>
+        <w:t xml:space="preserve">Bing（Malaya）·</w:t>
+      </w:r>
+      <w:r>
+        <w:t xml:space="preserve"> Coppel &amp; Cribb、Jess </w:t>
+      </w:r>
+      <w:r>
+        <w:rPr>
+          <w:rFonts w:hint="eastAsia"/>
+        </w:rPr>
+        <w:t xml:space="preserve">Melvin（历史）·</w:t>
+      </w:r>
+      <w:r>
+        <w:t xml:space="preserve"> Joanne </w:t>
+      </w:r>
+      <w:r>
+        <w:rPr>
+          <w:rFonts w:hint="eastAsia"/>
+        </w:rPr>
+        <w:t xml:space="preserve">Lin、Kausikan、Laksmana（ISEAS/IISS）·</w:t>
+      </w:r>
+      <w:r>
+        <w:t xml:space="preserve"> Susannah </w:t>
+      </w:r>
+      <w:r>
+        <w:rPr>
+          <w:rFonts w:hint="eastAsia"/>
+        </w:rPr>
+        <w:t xml:space="preserve">Patton（Lowy）</w:t>
       </w:r>
     </w:p>
     <w:p>
@@ -3625,7 +3874,7 @@
           <w:i/>
           <w:iCs/>
         </w:rPr>
-        <w:t xml:space="preserve">2026-05-30。族群政治为敏感议题,本报告严守</w:t>
+        <w:t xml:space="preserve">2026-05-30。族群政治为敏感议题，本报告严守</w:t>
       </w:r>
       <w:r>
         <w:rPr>
@@ -3640,7 +3889,7 @@
           <w:i/>
           <w:iCs/>
         </w:rPr>
-        <w:t xml:space="preserve">区分,不作</w:t>
+        <w:t xml:space="preserve">区分，不作</w:t>
       </w:r>
       <w:r>
         <w:rPr>
